--- a/zht/docx/33.content.docx
+++ b/zht/docx/33.content.docx
@@ -19,7 +19,7 @@
         <w:rPr>
           <w:lang w:val="zh_TW" w:bidi="zh_TW"/>
         </w:rPr>
-        <w:t>Resource: 研讀筆記 - 書籍簡介 (Tyndale)</w:t>
+        <w:t>Resource: Tyndale Open Study Notes</w:t>
       </w:r>
       <w:r>
         <w:rPr>
@@ -112,7 +112,7 @@
         <w:rPr>
           <w:lang w:val="zh_TW" w:bidi="zh_TW"/>
         </w:rPr>
-        <w:t>研讀筆記 - 書籍簡介 (Tyndale)</w:t>
+        <w:t>Tyndale Open Study Notes</w:t>
       </w:r>
     </w:p>
     <w:p>

--- a/zht/docx/33.content.docx
+++ b/zht/docx/33.content.docx
@@ -19,7 +19,7 @@
         <w:rPr>
           <w:lang w:val="zh_TW" w:bidi="zh_TW"/>
         </w:rPr>
-        <w:t>Resource: Tyndale Open Study Notes</w:t>
+        <w:t>Resource: Aquifer Open Study Notes (Book Intros)</w:t>
       </w:r>
       <w:r>
         <w:rPr>
@@ -112,7 +112,7 @@
         <w:rPr>
           <w:lang w:val="zh_TW" w:bidi="zh_TW"/>
         </w:rPr>
-        <w:t>Tyndale Open Study Notes</w:t>
+        <w:t>Aquifer Open Study Notes (Book Intros)</w:t>
       </w:r>
     </w:p>
     <w:p>

--- a/zht/docx/33.content.docx
+++ b/zht/docx/33.content.docx
@@ -272,18 +272,12 @@
         </w:rPr>
         <w:t>約坦是中規中矩的好王，但他沒有拆除邱壇，邱壇的偶像崇拜與耶路撒冷聖殿中對神的正確崇拜出現競爭。由於耶和華對約坦的治理並不完全滿意，祂興起亞蘭王利汛（其首都位於大馬士革）和以色列王比加攻擊猶大（</w:t>
       </w:r>
-      <w:hyperlink r:id="rId13">
-        <w:r>
-          <w:rPr>
-            <w:lang w:val="zh_TW" w:bidi="zh_TW"/>
-          </w:rPr>
-          <w:rPr>
-            <w:color w:val="0000EE"/>
-            <w:u w:val="single"/>
-          </w:rPr>
-          <w:t>王下15:32–38</w:t>
-        </w:r>
-      </w:hyperlink>
+      <w:r>
+        <w:rPr>
+          <w:lang w:val="zh_TW" w:bidi="zh_TW"/>
+        </w:rPr>
+        <w:t>王下15:32–38</w:t>
+      </w:r>
       <w:r>
         <w:rPr>
           <w:lang w:val="zh_TW" w:bidi="zh_TW"/>
@@ -304,102 +298,66 @@
         </w:rPr>
         <w:t>亞哈斯是約坦的兒子，他效法以色列北方諸王的惡行。他參與多項被禁止的行為，包括孩童獻祭、燒香給異教神靈，以及生育崇拜（</w:t>
       </w:r>
-      <w:hyperlink r:id="rId14">
-        <w:r>
-          <w:rPr>
-            <w:lang w:val="zh_TW" w:bidi="zh_TW"/>
-          </w:rPr>
-          <w:rPr>
-            <w:color w:val="0000EE"/>
-            <w:u w:val="single"/>
-          </w:rPr>
-          <w:t>王下16:1–4</w:t>
-        </w:r>
-      </w:hyperlink>
+      <w:r>
+        <w:rPr>
+          <w:lang w:val="zh_TW" w:bidi="zh_TW"/>
+        </w:rPr>
+        <w:t>王下16:1–4</w:t>
+      </w:r>
       <w:r>
         <w:rPr>
           <w:lang w:val="zh_TW" w:bidi="zh_TW"/>
         </w:rPr>
         <w:t>）。當以東人和非利士人進入利汛和比加所征服的南巴勒斯坦地區時（</w:t>
       </w:r>
-      <w:hyperlink r:id="rId15">
-        <w:r>
-          <w:rPr>
-            <w:lang w:val="zh_TW" w:bidi="zh_TW"/>
-          </w:rPr>
-          <w:rPr>
-            <w:color w:val="0000EE"/>
-            <w:u w:val="single"/>
-          </w:rPr>
-          <w:t>王下16:5–6</w:t>
-        </w:r>
-      </w:hyperlink>
-      <w:hyperlink r:id="rId16">
-        <w:r>
-          <w:rPr>
-            <w:lang w:val="zh_TW" w:bidi="zh_TW"/>
-          </w:rPr>
-          <w:rPr>
-            <w:color w:val="0000EE"/>
-            <w:u w:val="single"/>
-          </w:rPr>
-          <w:t>；代下28:18</w:t>
-        </w:r>
-      </w:hyperlink>
+      <w:r>
+        <w:rPr>
+          <w:lang w:val="zh_TW" w:bidi="zh_TW"/>
+        </w:rPr>
+        <w:t>王下16:5–6</w:t>
+      </w:r>
+      <w:r>
+        <w:rPr>
+          <w:lang w:val="zh_TW" w:bidi="zh_TW"/>
+        </w:rPr>
+        <w:t>；代下28:18</w:t>
+      </w:r>
       <w:r>
         <w:rPr>
           <w:lang w:val="zh_TW" w:bidi="zh_TW"/>
         </w:rPr>
         <w:t>），亞哈斯與亞述王提革拉‧毗列色三世（公元前744–727年）結盟，並以聖殿和王室寶庫的黃金作貢品獻給亞述人（</w:t>
       </w:r>
-      <w:hyperlink r:id="rId17">
-        <w:r>
-          <w:rPr>
-            <w:lang w:val="zh_TW" w:bidi="zh_TW"/>
-          </w:rPr>
-          <w:rPr>
-            <w:color w:val="0000EE"/>
-            <w:u w:val="single"/>
-          </w:rPr>
-          <w:t>王下16:7–9</w:t>
-        </w:r>
-      </w:hyperlink>
+      <w:r>
+        <w:rPr>
+          <w:lang w:val="zh_TW" w:bidi="zh_TW"/>
+        </w:rPr>
+        <w:t>王下16:7–9</w:t>
+      </w:r>
       <w:r>
         <w:rPr>
           <w:lang w:val="zh_TW" w:bidi="zh_TW"/>
         </w:rPr>
         <w:t>）。亞哈斯將異教祭壇帶入耶路撒冷，敗壞了猶大的崇拜（</w:t>
       </w:r>
-      <w:hyperlink r:id="rId18">
-        <w:r>
-          <w:rPr>
-            <w:lang w:val="zh_TW" w:bidi="zh_TW"/>
-          </w:rPr>
-          <w:rPr>
-            <w:color w:val="0000EE"/>
-            <w:u w:val="single"/>
-          </w:rPr>
-          <w:t>王下16:10–13</w:t>
-        </w:r>
-      </w:hyperlink>
+      <w:r>
+        <w:rPr>
+          <w:lang w:val="zh_TW" w:bidi="zh_TW"/>
+        </w:rPr>
+        <w:t>王下16:10–13</w:t>
+      </w:r>
       <w:r>
         <w:rPr>
           <w:lang w:val="zh_TW" w:bidi="zh_TW"/>
         </w:rPr>
         <w:t>），並且阻礙對耶和華的敬拜（</w:t>
       </w:r>
-      <w:hyperlink r:id="rId19">
-        <w:r>
-          <w:rPr>
-            <w:lang w:val="zh_TW" w:bidi="zh_TW"/>
-          </w:rPr>
-          <w:rPr>
-            <w:color w:val="0000EE"/>
-            <w:u w:val="single"/>
-          </w:rPr>
-          <w:t>王下16:14–20</w:t>
-        </w:r>
-      </w:hyperlink>
+      <w:r>
+        <w:rPr>
+          <w:lang w:val="zh_TW" w:bidi="zh_TW"/>
+        </w:rPr>
+        <w:t>王下16:14–20</w:t>
+      </w:r>
       <w:r>
         <w:rPr>
           <w:lang w:val="zh_TW" w:bidi="zh_TW"/>
@@ -420,36 +378,24 @@
         </w:rPr>
         <w:t>與他的父親亞哈斯相反，希西家是一位公義的王。他目睹了撒馬利亞在公元前722年被亞述的撒縵以色五世（公元前726–722年）和撒珥根二世（公元前721–705年）攻陷。公元前701年，在他作王期間，神拯救了耶路撒冷脫離亞述王西拿基立（公元前704–681年）的毀滅之手，但西拿基立仍摧毀了以色列和猶大地大約四十六座城市（</w:t>
       </w:r>
-      <w:hyperlink r:id="rId20">
-        <w:r>
-          <w:rPr>
-            <w:lang w:val="zh_TW" w:bidi="zh_TW"/>
-          </w:rPr>
-          <w:rPr>
-            <w:color w:val="0000EE"/>
-            <w:u w:val="single"/>
-          </w:rPr>
-          <w:t>王下18:1–19:37</w:t>
-        </w:r>
-      </w:hyperlink>
+      <w:r>
+        <w:rPr>
+          <w:lang w:val="zh_TW" w:bidi="zh_TW"/>
+        </w:rPr>
+        <w:t>王下18:1–19:37</w:t>
+      </w:r>
       <w:r>
         <w:rPr>
           <w:lang w:val="zh_TW" w:bidi="zh_TW"/>
         </w:rPr>
         <w:t>）。神還治癒了希西家的嚴重疾病，但隨後希西家愚蠢地接待了巴比倫王米羅達‧巴拉但的使者，他們尋求與希西家結盟以對抗亞述（</w:t>
       </w:r>
-      <w:hyperlink r:id="rId21">
-        <w:r>
-          <w:rPr>
-            <w:lang w:val="zh_TW" w:bidi="zh_TW"/>
-          </w:rPr>
-          <w:rPr>
-            <w:color w:val="0000EE"/>
-            <w:u w:val="single"/>
-          </w:rPr>
-          <w:t>王下20:12–21</w:t>
-        </w:r>
-      </w:hyperlink>
+      <w:r>
+        <w:rPr>
+          <w:lang w:val="zh_TW" w:bidi="zh_TW"/>
+        </w:rPr>
+        <w:t>王下20:12–21</w:t>
+      </w:r>
       <w:r>
         <w:rPr>
           <w:lang w:val="zh_TW" w:bidi="zh_TW"/>
@@ -470,72 +416,48 @@
         </w:rPr>
         <w:t>在這個時期的早期，撒馬利亞被毀之前，北國以色列的王是比加（公元前752–732年）和何細亞（公元前732–722年）。在這兩位國王的治理下，以色列跟隨耶羅波安一世的道路，越來越偏離正道，耶羅波安一世曾使以色列遠離神（</w:t>
       </w:r>
-      <w:hyperlink r:id="rId22">
-        <w:r>
-          <w:rPr>
-            <w:lang w:val="zh_TW" w:bidi="zh_TW"/>
-          </w:rPr>
-          <w:rPr>
-            <w:color w:val="0000EE"/>
-            <w:u w:val="single"/>
-          </w:rPr>
-          <w:t>王下15:28</w:t>
-        </w:r>
-      </w:hyperlink>
+      <w:r>
+        <w:rPr>
+          <w:lang w:val="zh_TW" w:bidi="zh_TW"/>
+        </w:rPr>
+        <w:t>王下15:28</w:t>
+      </w:r>
       <w:r>
         <w:rPr>
           <w:lang w:val="zh_TW" w:bidi="zh_TW"/>
         </w:rPr>
         <w:t>）。在比加作王期間，北國以色列的部分地區被擄（</w:t>
       </w:r>
-      <w:hyperlink r:id="rId23">
-        <w:r>
-          <w:rPr>
-            <w:lang w:val="zh_TW" w:bidi="zh_TW"/>
-          </w:rPr>
-          <w:rPr>
-            <w:color w:val="0000EE"/>
-            <w:u w:val="single"/>
-          </w:rPr>
-          <w:t>王下15:29</w:t>
-        </w:r>
-      </w:hyperlink>
+      <w:r>
+        <w:rPr>
+          <w:lang w:val="zh_TW" w:bidi="zh_TW"/>
+        </w:rPr>
+        <w:t>王下15:29</w:t>
+      </w:r>
       <w:r>
         <w:rPr>
           <w:lang w:val="zh_TW" w:bidi="zh_TW"/>
         </w:rPr>
         <w:t>）。比加被何細亞暗殺，何細亞作王直到公元前722年撒馬利亞陷落（</w:t>
       </w:r>
-      <w:hyperlink r:id="rId24">
-        <w:r>
-          <w:rPr>
-            <w:lang w:val="zh_TW" w:bidi="zh_TW"/>
-          </w:rPr>
-          <w:rPr>
-            <w:color w:val="0000EE"/>
-            <w:u w:val="single"/>
-          </w:rPr>
-          <w:t>王下15:30–31</w:t>
-        </w:r>
-      </w:hyperlink>
+      <w:r>
+        <w:rPr>
+          <w:lang w:val="zh_TW" w:bidi="zh_TW"/>
+        </w:rPr>
+        <w:t>王下15:30–31</w:t>
+      </w:r>
       <w:r>
         <w:rPr>
           <w:lang w:val="zh_TW" w:bidi="zh_TW"/>
         </w:rPr>
         <w:t>，</w:t>
       </w:r>
-      <w:hyperlink r:id="rId25">
-        <w:r>
-          <w:rPr>
-            <w:lang w:val="zh_TW" w:bidi="zh_TW"/>
-          </w:rPr>
-          <w:rPr>
-            <w:color w:val="0000EE"/>
-            <w:u w:val="single"/>
-          </w:rPr>
-          <w:t>17:6</w:t>
-        </w:r>
-      </w:hyperlink>
+      <w:r>
+        <w:rPr>
+          <w:lang w:val="zh_TW" w:bidi="zh_TW"/>
+        </w:rPr>
+        <w:t>17:6</w:t>
+      </w:r>
       <w:r>
         <w:rPr>
           <w:lang w:val="zh_TW" w:bidi="zh_TW"/>
@@ -556,36 +478,24 @@
         </w:rPr>
         <w:t>正如彌迦警告，北國以色列被摧毀，其百姓被擄。何細亞曾反叛亞述並向埃及尋求幫助，但當撒縵以色五世聽到何細亞的背叛時，他圍攻撒馬利亞。公元前722年，經過三年的圍困，他攻陷並摧毀撒馬利亞。何細亞被監禁，以色列人被分散到亞述各省和附庸國中（</w:t>
       </w:r>
-      <w:hyperlink r:id="rId26">
-        <w:r>
-          <w:rPr>
-            <w:lang w:val="zh_TW" w:bidi="zh_TW"/>
-          </w:rPr>
-          <w:rPr>
-            <w:color w:val="0000EE"/>
-            <w:u w:val="single"/>
-          </w:rPr>
-          <w:t>王下17:5–6</w:t>
-        </w:r>
-      </w:hyperlink>
+      <w:r>
+        <w:rPr>
+          <w:lang w:val="zh_TW" w:bidi="zh_TW"/>
+        </w:rPr>
+        <w:t>王下17:5–6</w:t>
+      </w:r>
       <w:r>
         <w:rPr>
           <w:lang w:val="zh_TW" w:bidi="zh_TW"/>
         </w:rPr>
         <w:t>），來自列國的人被帶到破敗的以色列土地上居住（</w:t>
       </w:r>
-      <w:hyperlink r:id="rId27">
-        <w:r>
-          <w:rPr>
-            <w:lang w:val="zh_TW" w:bidi="zh_TW"/>
-          </w:rPr>
-          <w:rPr>
-            <w:color w:val="0000EE"/>
-            <w:u w:val="single"/>
-          </w:rPr>
-          <w:t>王下17:24–41</w:t>
-        </w:r>
-      </w:hyperlink>
+      <w:r>
+        <w:rPr>
+          <w:lang w:val="zh_TW" w:bidi="zh_TW"/>
+        </w:rPr>
+        <w:t>王下17:24–41</w:t>
+      </w:r>
       <w:r>
         <w:rPr>
           <w:lang w:val="zh_TW" w:bidi="zh_TW"/>
@@ -617,72 +527,48 @@
         </w:rPr>
         <w:t>在標題（</w:t>
       </w:r>
-      <w:hyperlink r:id="rId28">
-        <w:r>
-          <w:rPr>
-            <w:lang w:val="zh_TW" w:bidi="zh_TW"/>
-          </w:rPr>
-          <w:rPr>
-            <w:color w:val="0000EE"/>
-            <w:u w:val="single"/>
-          </w:rPr>
-          <w:t>1:1</w:t>
-        </w:r>
-      </w:hyperlink>
+      <w:r>
+        <w:rPr>
+          <w:lang w:val="zh_TW" w:bidi="zh_TW"/>
+        </w:rPr>
+        <w:t>1:1</w:t>
+      </w:r>
       <w:r>
         <w:rPr>
           <w:lang w:val="zh_TW" w:bidi="zh_TW"/>
         </w:rPr>
         <w:t>）之後的三個部分，每一個部分都以呼喚以色列「聆聽」開始（</w:t>
       </w:r>
-      <w:hyperlink r:id="rId29">
-        <w:r>
-          <w:rPr>
-            <w:lang w:val="zh_TW" w:bidi="zh_TW"/>
-          </w:rPr>
-          <w:rPr>
-            <w:color w:val="0000EE"/>
-            <w:u w:val="single"/>
-          </w:rPr>
-          <w:t>1:2–2:13</w:t>
-        </w:r>
-      </w:hyperlink>
+      <w:r>
+        <w:rPr>
+          <w:lang w:val="zh_TW" w:bidi="zh_TW"/>
+        </w:rPr>
+        <w:t>1:2–2:13</w:t>
+      </w:r>
       <w:r>
         <w:rPr>
           <w:lang w:val="zh_TW" w:bidi="zh_TW"/>
         </w:rPr>
         <w:t>，</w:t>
       </w:r>
-      <w:hyperlink r:id="rId30">
-        <w:r>
-          <w:rPr>
-            <w:lang w:val="zh_TW" w:bidi="zh_TW"/>
-          </w:rPr>
-          <w:rPr>
-            <w:color w:val="0000EE"/>
-            <w:u w:val="single"/>
-          </w:rPr>
-          <w:t>3:1–5:15</w:t>
-        </w:r>
-      </w:hyperlink>
+      <w:r>
+        <w:rPr>
+          <w:lang w:val="zh_TW" w:bidi="zh_TW"/>
+        </w:rPr>
+        <w:t>3:1–5:15</w:t>
+      </w:r>
       <w:r>
         <w:rPr>
           <w:lang w:val="zh_TW" w:bidi="zh_TW"/>
         </w:rPr>
         <w:t>，</w:t>
       </w:r>
-      <w:hyperlink r:id="rId31">
-        <w:r>
-          <w:rPr>
-            <w:lang w:val="zh_TW" w:bidi="zh_TW"/>
-          </w:rPr>
-          <w:rPr>
-            <w:color w:val="0000EE"/>
-            <w:u w:val="single"/>
-          </w:rPr>
-          <w:t>6:1–7:6</w:t>
-        </w:r>
-      </w:hyperlink>
+      <w:r>
+        <w:rPr>
+          <w:lang w:val="zh_TW" w:bidi="zh_TW"/>
+        </w:rPr>
+        <w:t>6:1–7:6</w:t>
+      </w:r>
       <w:r>
         <w:rPr>
           <w:lang w:val="zh_TW" w:bidi="zh_TW"/>
@@ -703,90 +589,60 @@
         </w:rPr>
         <w:t>彌迦的信息中雖有審判，但也有盼望的話語（見</w:t>
       </w:r>
-      <w:hyperlink r:id="rId32">
-        <w:r>
-          <w:rPr>
-            <w:lang w:val="zh_TW" w:bidi="zh_TW"/>
-          </w:rPr>
-          <w:rPr>
-            <w:color w:val="0000EE"/>
-            <w:u w:val="single"/>
-          </w:rPr>
-          <w:t>2:12–13</w:t>
-        </w:r>
-      </w:hyperlink>
+      <w:r>
+        <w:rPr>
+          <w:lang w:val="zh_TW" w:bidi="zh_TW"/>
+        </w:rPr>
+        <w:t>2:12–13</w:t>
+      </w:r>
       <w:r>
         <w:rPr>
           <w:lang w:val="zh_TW" w:bidi="zh_TW"/>
         </w:rPr>
         <w:t>，</w:t>
       </w:r>
-      <w:hyperlink r:id="rId33">
-        <w:r>
-          <w:rPr>
-            <w:lang w:val="zh_TW" w:bidi="zh_TW"/>
-          </w:rPr>
-          <w:rPr>
-            <w:color w:val="0000EE"/>
-            <w:u w:val="single"/>
-          </w:rPr>
-          <w:t>4:1–8</w:t>
-        </w:r>
-      </w:hyperlink>
+      <w:r>
+        <w:rPr>
+          <w:lang w:val="zh_TW" w:bidi="zh_TW"/>
+        </w:rPr>
+        <w:t>4:1–8</w:t>
+      </w:r>
       <w:r>
         <w:rPr>
           <w:lang w:val="zh_TW" w:bidi="zh_TW"/>
         </w:rPr>
         <w:t>、</w:t>
       </w:r>
-      <w:hyperlink r:id="rId34">
-        <w:r>
-          <w:rPr>
-            <w:lang w:val="zh_TW" w:bidi="zh_TW"/>
-          </w:rPr>
-          <w:rPr>
-            <w:color w:val="0000EE"/>
-            <w:u w:val="single"/>
-          </w:rPr>
-          <w:t>13</w:t>
-        </w:r>
-      </w:hyperlink>
+      <w:r>
+        <w:rPr>
+          <w:lang w:val="zh_TW" w:bidi="zh_TW"/>
+        </w:rPr>
+        <w:t>13</w:t>
+      </w:r>
       <w:r>
         <w:rPr>
           <w:lang w:val="zh_TW" w:bidi="zh_TW"/>
         </w:rPr>
         <w:t>，</w:t>
       </w:r>
-      <w:hyperlink r:id="rId35">
-        <w:r>
-          <w:rPr>
-            <w:lang w:val="zh_TW" w:bidi="zh_TW"/>
-          </w:rPr>
-          <w:rPr>
-            <w:color w:val="0000EE"/>
-            <w:u w:val="single"/>
-          </w:rPr>
-          <w:t>5:2–15</w:t>
-        </w:r>
-      </w:hyperlink>
+      <w:r>
+        <w:rPr>
+          <w:lang w:val="zh_TW" w:bidi="zh_TW"/>
+        </w:rPr>
+        <w:t>5:2–15</w:t>
+      </w:r>
       <w:r>
         <w:rPr>
           <w:lang w:val="zh_TW" w:bidi="zh_TW"/>
         </w:rPr>
         <w:t>，</w:t>
       </w:r>
-      <w:hyperlink r:id="rId36">
-        <w:r>
-          <w:rPr>
-            <w:lang w:val="zh_TW" w:bidi="zh_TW"/>
-          </w:rPr>
-          <w:rPr>
-            <w:color w:val="0000EE"/>
-            <w:u w:val="single"/>
-          </w:rPr>
-          <w:t>7:7–20</w:t>
-        </w:r>
-      </w:hyperlink>
+      <w:r>
+        <w:rPr>
+          <w:lang w:val="zh_TW" w:bidi="zh_TW"/>
+        </w:rPr>
+        <w:t>7:7–20</w:t>
+      </w:r>
       <w:r>
         <w:rPr>
           <w:lang w:val="zh_TW" w:bidi="zh_TW"/>
@@ -818,90 +674,60 @@
         </w:rPr>
         <w:t>彌迦是摩利沙人，該城鎮位於耶路撒冷西南約二十一英里（三十五公里）處。因著書卷的部分段落如</w:t>
       </w:r>
-      <w:hyperlink r:id="rId37">
-        <w:r>
-          <w:rPr>
-            <w:lang w:val="zh_TW" w:bidi="zh_TW"/>
-          </w:rPr>
-          <w:rPr>
-            <w:color w:val="0000EE"/>
-            <w:u w:val="single"/>
-          </w:rPr>
-          <w:t>四章6至8節</w:t>
-        </w:r>
-      </w:hyperlink>
+      <w:r>
+        <w:rPr>
+          <w:lang w:val="zh_TW" w:bidi="zh_TW"/>
+        </w:rPr>
+        <w:t>四章6至8節</w:t>
+      </w:r>
       <w:r>
         <w:rPr>
           <w:lang w:val="zh_TW" w:bidi="zh_TW"/>
         </w:rPr>
         <w:t>和</w:t>
       </w:r>
-      <w:hyperlink r:id="rId38">
-        <w:r>
-          <w:rPr>
-            <w:lang w:val="zh_TW" w:bidi="zh_TW"/>
-          </w:rPr>
-          <w:rPr>
-            <w:color w:val="0000EE"/>
-            <w:u w:val="single"/>
-          </w:rPr>
-          <w:t>七章8至20節</w:t>
-        </w:r>
-      </w:hyperlink>
+      <w:r>
+        <w:rPr>
+          <w:lang w:val="zh_TW" w:bidi="zh_TW"/>
+        </w:rPr>
+        <w:t>七章8至20節</w:t>
+      </w:r>
       <w:r>
         <w:rPr>
           <w:lang w:val="zh_TW" w:bidi="zh_TW"/>
         </w:rPr>
         <w:t>，有人認為這卷書的現有形式，是後來的編者在被擄歸回初期（公元前538–458年）完成的。然而，結論未必如此，先知彌迦不是唯一一位在被擄之前就預言歸回的先知（見</w:t>
       </w:r>
-      <w:hyperlink r:id="rId39">
-        <w:r>
-          <w:rPr>
-            <w:lang w:val="zh_TW" w:bidi="zh_TW"/>
-          </w:rPr>
-          <w:rPr>
-            <w:color w:val="0000EE"/>
-            <w:u w:val="single"/>
-          </w:rPr>
-          <w:t>賽52:4–12</w:t>
-        </w:r>
-      </w:hyperlink>
+      <w:r>
+        <w:rPr>
+          <w:lang w:val="zh_TW" w:bidi="zh_TW"/>
+        </w:rPr>
+        <w:t>賽52:4–12</w:t>
+      </w:r>
       <w:r>
         <w:rPr>
           <w:lang w:val="zh_TW" w:bidi="zh_TW"/>
         </w:rPr>
         <w:t>；</w:t>
       </w:r>
-      <w:hyperlink r:id="rId40">
-        <w:r>
-          <w:rPr>
-            <w:lang w:val="zh_TW" w:bidi="zh_TW"/>
-          </w:rPr>
-          <w:rPr>
-            <w:color w:val="0000EE"/>
-            <w:u w:val="single"/>
-          </w:rPr>
-          <w:t>何11:10–11</w:t>
-        </w:r>
-      </w:hyperlink>
+      <w:r>
+        <w:rPr>
+          <w:lang w:val="zh_TW" w:bidi="zh_TW"/>
+        </w:rPr>
+        <w:t>何11:10–11</w:t>
+      </w:r>
       <w:r>
         <w:rPr>
           <w:lang w:val="zh_TW" w:bidi="zh_TW"/>
         </w:rPr>
         <w:t>；</w:t>
       </w:r>
-      <w:hyperlink r:id="rId41">
-        <w:r>
-          <w:rPr>
-            <w:lang w:val="zh_TW" w:bidi="zh_TW"/>
-          </w:rPr>
-          <w:rPr>
-            <w:color w:val="0000EE"/>
-            <w:u w:val="single"/>
-          </w:rPr>
-          <w:t>摩9:11–15</w:t>
-        </w:r>
-      </w:hyperlink>
+      <w:r>
+        <w:rPr>
+          <w:lang w:val="zh_TW" w:bidi="zh_TW"/>
+        </w:rPr>
+        <w:t>摩9:11–15</w:t>
+      </w:r>
       <w:r>
         <w:rPr>
           <w:lang w:val="zh_TW" w:bidi="zh_TW"/>
@@ -922,144 +748,96 @@
         </w:rPr>
         <w:t>彌迦使用象徵性語言來描述事件，以致我們難以確定他發預言和寫作時的具體情況。彌迦的部分預言可能是公元前722年，撒馬利亞被毀之前發出的（見</w:t>
       </w:r>
-      <w:hyperlink r:id="rId28">
-        <w:r>
-          <w:rPr>
-            <w:lang w:val="zh_TW" w:bidi="zh_TW"/>
-          </w:rPr>
-          <w:rPr>
-            <w:color w:val="0000EE"/>
-            <w:u w:val="single"/>
-          </w:rPr>
-          <w:t>彌1:1</w:t>
-        </w:r>
-      </w:hyperlink>
+      <w:r>
+        <w:rPr>
+          <w:lang w:val="zh_TW" w:bidi="zh_TW"/>
+        </w:rPr>
+        <w:t>彌1:1</w:t>
+      </w:r>
       <w:r>
         <w:rPr>
           <w:lang w:val="zh_TW" w:bidi="zh_TW"/>
         </w:rPr>
         <w:t>、</w:t>
       </w:r>
-      <w:hyperlink r:id="rId42">
-        <w:r>
-          <w:rPr>
-            <w:lang w:val="zh_TW" w:bidi="zh_TW"/>
-          </w:rPr>
-          <w:rPr>
-            <w:color w:val="0000EE"/>
-            <w:u w:val="single"/>
-          </w:rPr>
-          <w:t>6</w:t>
-        </w:r>
-      </w:hyperlink>
+      <w:r>
+        <w:rPr>
+          <w:lang w:val="zh_TW" w:bidi="zh_TW"/>
+        </w:rPr>
+        <w:t>6</w:t>
+      </w:r>
       <w:r>
         <w:rPr>
           <w:lang w:val="zh_TW" w:bidi="zh_TW"/>
         </w:rPr>
         <w:t>，</w:t>
       </w:r>
-      <w:hyperlink r:id="rId43">
-        <w:r>
-          <w:rPr>
-            <w:lang w:val="zh_TW" w:bidi="zh_TW"/>
-          </w:rPr>
-          <w:rPr>
-            <w:color w:val="0000EE"/>
-            <w:u w:val="single"/>
-          </w:rPr>
-          <w:t>6:16</w:t>
-        </w:r>
-      </w:hyperlink>
+      <w:r>
+        <w:rPr>
+          <w:lang w:val="zh_TW" w:bidi="zh_TW"/>
+        </w:rPr>
+        <w:t>6:16</w:t>
+      </w:r>
       <w:r>
         <w:rPr>
           <w:lang w:val="zh_TW" w:bidi="zh_TW"/>
         </w:rPr>
         <w:t>）。亞述人在公元前701年進入以色列和猶大的行動，可以見於</w:t>
       </w:r>
-      <w:hyperlink r:id="rId44">
-        <w:r>
-          <w:rPr>
-            <w:lang w:val="zh_TW" w:bidi="zh_TW"/>
-          </w:rPr>
-          <w:rPr>
-            <w:color w:val="0000EE"/>
-            <w:u w:val="single"/>
-          </w:rPr>
-          <w:t>一章10至15節</w:t>
-        </w:r>
-      </w:hyperlink>
+      <w:r>
+        <w:rPr>
+          <w:lang w:val="zh_TW" w:bidi="zh_TW"/>
+        </w:rPr>
+        <w:t>一章10至15節</w:t>
+      </w:r>
       <w:r>
         <w:rPr>
           <w:lang w:val="zh_TW" w:bidi="zh_TW"/>
         </w:rPr>
         <w:t>。彌迦關於耶路撒冷陷落的預言（</w:t>
       </w:r>
-      <w:hyperlink r:id="rId45">
-        <w:r>
-          <w:rPr>
-            <w:lang w:val="zh_TW" w:bidi="zh_TW"/>
-          </w:rPr>
-          <w:rPr>
-            <w:color w:val="0000EE"/>
-            <w:u w:val="single"/>
-          </w:rPr>
-          <w:t>3:12</w:t>
-        </w:r>
-      </w:hyperlink>
+      <w:r>
+        <w:rPr>
+          <w:lang w:val="zh_TW" w:bidi="zh_TW"/>
+        </w:rPr>
+        <w:t>3:12</w:t>
+      </w:r>
       <w:r>
         <w:rPr>
           <w:lang w:val="zh_TW" w:bidi="zh_TW"/>
         </w:rPr>
         <w:t>）是在希西家作王期間（公元前728–686年）發出，並在多年之後被耶利米（</w:t>
       </w:r>
-      <w:hyperlink r:id="rId46">
-        <w:r>
-          <w:rPr>
-            <w:lang w:val="zh_TW" w:bidi="zh_TW"/>
-          </w:rPr>
-          <w:rPr>
-            <w:color w:val="0000EE"/>
-            <w:u w:val="single"/>
-          </w:rPr>
-          <w:t>耶26:16–19</w:t>
-        </w:r>
-      </w:hyperlink>
+      <w:r>
+        <w:rPr>
+          <w:lang w:val="zh_TW" w:bidi="zh_TW"/>
+        </w:rPr>
+        <w:t>耶26:16–19</w:t>
+      </w:r>
       <w:r>
         <w:rPr>
           <w:lang w:val="zh_TW" w:bidi="zh_TW"/>
         </w:rPr>
         <w:t>）提及。因此，彌迦的事工似乎與以賽亞書的事工密切相關；</w:t>
       </w:r>
-      <w:hyperlink r:id="rId47">
-        <w:r>
-          <w:rPr>
-            <w:lang w:val="zh_TW" w:bidi="zh_TW"/>
-          </w:rPr>
-          <w:rPr>
-            <w:color w:val="0000EE"/>
-            <w:u w:val="single"/>
-          </w:rPr>
-          <w:t>以賽亞書二章2至5節</w:t>
-        </w:r>
-      </w:hyperlink>
+      <w:r>
+        <w:rPr>
+          <w:lang w:val="zh_TW" w:bidi="zh_TW"/>
+        </w:rPr>
+        <w:t>以賽亞書二章2至5節</w:t>
+      </w:r>
       <w:r>
         <w:rPr>
           <w:lang w:val="zh_TW" w:bidi="zh_TW"/>
         </w:rPr>
         <w:t>和</w:t>
       </w:r>
-      <w:hyperlink r:id="rId48">
-        <w:r>
-          <w:rPr>
-            <w:lang w:val="zh_TW" w:bidi="zh_TW"/>
-          </w:rPr>
-          <w:rPr>
-            <w:color w:val="0000EE"/>
-            <w:u w:val="single"/>
-          </w:rPr>
-          <w:t>彌迦書四章1至4節</w:t>
-        </w:r>
-      </w:hyperlink>
+      <w:r>
+        <w:rPr>
+          <w:lang w:val="zh_TW" w:bidi="zh_TW"/>
+        </w:rPr>
+        <w:t>彌迦書四章1至4節</w:t>
+      </w:r>
       <w:r>
         <w:rPr>
           <w:lang w:val="zh_TW" w:bidi="zh_TW"/>
@@ -1091,18 +869,12 @@
         </w:rPr>
         <w:t>彌迦書的信息非常明確：神對祂子民的計劃將會實現，萬國將因著祂的子民以色列，和祂所選的掌權者而認識神（</w:t>
       </w:r>
-      <w:hyperlink r:id="rId49">
-        <w:r>
-          <w:rPr>
-            <w:lang w:val="zh_TW" w:bidi="zh_TW"/>
-          </w:rPr>
-          <w:rPr>
-            <w:color w:val="0000EE"/>
-            <w:u w:val="single"/>
-          </w:rPr>
-          <w:t>5:2</w:t>
-        </w:r>
-      </w:hyperlink>
+      <w:r>
+        <w:rPr>
+          <w:lang w:val="zh_TW" w:bidi="zh_TW"/>
+        </w:rPr>
+        <w:t>5:2</w:t>
+      </w:r>
       <w:r>
         <w:rPr>
           <w:lang w:val="zh_TW" w:bidi="zh_TW"/>
@@ -1137,36 +909,24 @@
         </w:rPr>
         <w:t>神的目標是擁有一群在道德上有無可比擬，又在屬靈上完整與卓越的子民。神不會接受子民低於這個標準，惟有祂為子民所做的行動，才能在他們之中創造公義（見</w:t>
       </w:r>
-      <w:hyperlink r:id="rId50">
-        <w:r>
-          <w:rPr>
-            <w:lang w:val="zh_TW" w:bidi="zh_TW"/>
-          </w:rPr>
-          <w:rPr>
-            <w:color w:val="0000EE"/>
-            <w:u w:val="single"/>
-          </w:rPr>
-          <w:t>彼後3:13</w:t>
-        </w:r>
-      </w:hyperlink>
+      <w:r>
+        <w:rPr>
+          <w:lang w:val="zh_TW" w:bidi="zh_TW"/>
+        </w:rPr>
+        <w:t>彼後3:13</w:t>
+      </w:r>
       <w:r>
         <w:rPr>
           <w:lang w:val="zh_TW" w:bidi="zh_TW"/>
         </w:rPr>
         <w:t>）。神將在彌迦之後多年，差遣一位「在以色列中為我掌權的」。祂出生在伯利恆，要帶領祂的羊群，並且帶平安給祂的百姓（見</w:t>
       </w:r>
-      <w:hyperlink r:id="rId51">
-        <w:r>
-          <w:rPr>
-            <w:lang w:val="zh_TW" w:bidi="zh_TW"/>
-          </w:rPr>
-          <w:rPr>
-            <w:color w:val="0000EE"/>
-            <w:u w:val="single"/>
-          </w:rPr>
-          <w:t>彌5:2–5</w:t>
-        </w:r>
-      </w:hyperlink>
+      <w:r>
+        <w:rPr>
+          <w:lang w:val="zh_TW" w:bidi="zh_TW"/>
+        </w:rPr>
+        <w:t>彌5:2–5</w:t>
+      </w:r>
       <w:r>
         <w:rPr>
           <w:lang w:val="zh_TW" w:bidi="zh_TW"/>
